--- a/backend/wp_templates/B/B60C 对国有企业年度财务报表审计的特殊考虑.docx
+++ b/backend/wp_templates/B/B60C 对国有企业年度财务报表审计的特殊考虑.docx
@@ -20,6 +20,15 @@
           <w:szCs w:val="28"/>
         </w:rPr>
         <w:t>对国有企业年度财务报表审计的特殊考虑</w:t>
+      </w:r>
+    </w:p>
+    <w:p>
+      <w:r>
+        <w:rPr>
+          <w:color w:val="0000FF"/>
+          <w:sz w:val="21"/>
+        </w:rPr>
+        <w:t>【勾稽】仅当矩阵勾选国企年审时编制。重点领域建议按「问题—账户—总体应对—程序索引」填写；出现重大分歧/意见类型影响/范围受限/计划重大修改等须安排与监管沟通。</w:t>
       </w:r>
     </w:p>
     <w:p>
@@ -750,6 +759,286 @@
         <w:t>与监管机构沟通的时间计划</w:t>
       </w:r>
     </w:p>
+    <w:p>
+      <w:r>
+        <w:rPr>
+          <w:color w:val="0000FF"/>
+          <w:sz w:val="21"/>
+        </w:rPr>
+        <w:t>国资沟通触发条件勾选（出现任一「是」须安排沟通并填上表）</w:t>
+      </w:r>
+    </w:p>
+    <w:tbl>
+      <w:tblPr>
+        <w:tblStyle w:val="aa"/>
+        <w:tblW w:type="auto" w:w="0"/>
+        <w:tblLook w:firstColumn="1" w:firstRow="1" w:lastColumn="0" w:lastRow="0" w:noHBand="0" w:noVBand="1" w:val="04A0"/>
+      </w:tblPr>
+      <w:tblGrid>
+        <w:gridCol w:w="2076"/>
+        <w:gridCol w:w="2076"/>
+        <w:gridCol w:w="2076"/>
+        <w:gridCol w:w="2076"/>
+      </w:tblGrid>
+      <w:tr>
+        <w:tc>
+          <w:tcPr>
+            <w:tcW w:type="dxa" w:w="2076"/>
+          </w:tcPr>
+          <w:p>
+            <w:r>
+              <w:t>触发情形</w:t>
+            </w:r>
+          </w:p>
+        </w:tc>
+        <w:tc>
+          <w:tcPr>
+            <w:tcW w:type="dxa" w:w="2076"/>
+          </w:tcPr>
+          <w:p>
+            <w:r>
+              <w:t>是/否</w:t>
+            </w:r>
+          </w:p>
+        </w:tc>
+        <w:tc>
+          <w:tcPr>
+            <w:tcW w:type="dxa" w:w="2076"/>
+          </w:tcPr>
+          <w:p>
+            <w:r>
+              <w:t>计划沟通时点</w:t>
+            </w:r>
+          </w:p>
+        </w:tc>
+        <w:tc>
+          <w:tcPr>
+            <w:tcW w:type="dxa" w:w="2076"/>
+          </w:tcPr>
+          <w:p>
+            <w:r>
+              <w:t>参与人</w:t>
+            </w:r>
+          </w:p>
+        </w:tc>
+      </w:tr>
+      <w:tr>
+        <w:tc>
+          <w:tcPr>
+            <w:tcW w:type="dxa" w:w="2076"/>
+          </w:tcPr>
+          <w:p>
+            <w:r>
+              <w:t>与管理层存在重大分歧</w:t>
+            </w:r>
+          </w:p>
+        </w:tc>
+        <w:tc>
+          <w:tcPr>
+            <w:tcW w:type="dxa" w:w="2076"/>
+          </w:tcPr>
+          <w:p>
+            <w:r/>
+          </w:p>
+        </w:tc>
+        <w:tc>
+          <w:tcPr>
+            <w:tcW w:type="dxa" w:w="2076"/>
+          </w:tcPr>
+          <w:p>
+            <w:r/>
+          </w:p>
+        </w:tc>
+        <w:tc>
+          <w:tcPr>
+            <w:tcW w:type="dxa" w:w="2076"/>
+          </w:tcPr>
+          <w:p>
+            <w:r/>
+          </w:p>
+        </w:tc>
+      </w:tr>
+      <w:tr>
+        <w:tc>
+          <w:tcPr>
+            <w:tcW w:type="dxa" w:w="2076"/>
+          </w:tcPr>
+          <w:p>
+            <w:r>
+              <w:t>主审所与参审所之间存在重大分歧</w:t>
+            </w:r>
+          </w:p>
+        </w:tc>
+        <w:tc>
+          <w:tcPr>
+            <w:tcW w:type="dxa" w:w="2076"/>
+          </w:tcPr>
+          <w:p>
+            <w:r/>
+          </w:p>
+        </w:tc>
+        <w:tc>
+          <w:tcPr>
+            <w:tcW w:type="dxa" w:w="2076"/>
+          </w:tcPr>
+          <w:p>
+            <w:r/>
+          </w:p>
+        </w:tc>
+        <w:tc>
+          <w:tcPr>
+            <w:tcW w:type="dxa" w:w="2076"/>
+          </w:tcPr>
+          <w:p>
+            <w:r/>
+          </w:p>
+        </w:tc>
+      </w:tr>
+      <w:tr>
+        <w:tc>
+          <w:tcPr>
+            <w:tcW w:type="dxa" w:w="2076"/>
+          </w:tcPr>
+          <w:p>
+            <w:r>
+              <w:t>影响审计意见类型或报告要素的重大事项</w:t>
+            </w:r>
+          </w:p>
+        </w:tc>
+        <w:tc>
+          <w:tcPr>
+            <w:tcW w:type="dxa" w:w="2076"/>
+          </w:tcPr>
+          <w:p>
+            <w:r/>
+          </w:p>
+        </w:tc>
+        <w:tc>
+          <w:tcPr>
+            <w:tcW w:type="dxa" w:w="2076"/>
+          </w:tcPr>
+          <w:p>
+            <w:r/>
+          </w:p>
+        </w:tc>
+        <w:tc>
+          <w:tcPr>
+            <w:tcW w:type="dxa" w:w="2076"/>
+          </w:tcPr>
+          <w:p>
+            <w:r/>
+          </w:p>
+        </w:tc>
+      </w:tr>
+      <w:tr>
+        <w:tc>
+          <w:tcPr>
+            <w:tcW w:type="dxa" w:w="2076"/>
+          </w:tcPr>
+          <w:p>
+            <w:r>
+              <w:t>审计范围受限或其他重大困难</w:t>
+            </w:r>
+          </w:p>
+        </w:tc>
+        <w:tc>
+          <w:tcPr>
+            <w:tcW w:type="dxa" w:w="2076"/>
+          </w:tcPr>
+          <w:p>
+            <w:r/>
+          </w:p>
+        </w:tc>
+        <w:tc>
+          <w:tcPr>
+            <w:tcW w:type="dxa" w:w="2076"/>
+          </w:tcPr>
+          <w:p>
+            <w:r/>
+          </w:p>
+        </w:tc>
+        <w:tc>
+          <w:tcPr>
+            <w:tcW w:type="dxa" w:w="2076"/>
+          </w:tcPr>
+          <w:p>
+            <w:r/>
+          </w:p>
+        </w:tc>
+      </w:tr>
+      <w:tr>
+        <w:tc>
+          <w:tcPr>
+            <w:tcW w:type="dxa" w:w="2076"/>
+          </w:tcPr>
+          <w:p>
+            <w:r>
+              <w:t>对审计计划的重大修改</w:t>
+            </w:r>
+          </w:p>
+        </w:tc>
+        <w:tc>
+          <w:tcPr>
+            <w:tcW w:type="dxa" w:w="2076"/>
+          </w:tcPr>
+          <w:p>
+            <w:r/>
+          </w:p>
+        </w:tc>
+        <w:tc>
+          <w:tcPr>
+            <w:tcW w:type="dxa" w:w="2076"/>
+          </w:tcPr>
+          <w:p>
+            <w:r/>
+          </w:p>
+        </w:tc>
+        <w:tc>
+          <w:tcPr>
+            <w:tcW w:type="dxa" w:w="2076"/>
+          </w:tcPr>
+          <w:p>
+            <w:r/>
+          </w:p>
+        </w:tc>
+      </w:tr>
+      <w:tr>
+        <w:tc>
+          <w:tcPr>
+            <w:tcW w:type="dxa" w:w="2076"/>
+          </w:tcPr>
+          <w:p>
+            <w:r>
+              <w:t>其他重大审计/会计/内控或违法事项</w:t>
+            </w:r>
+          </w:p>
+        </w:tc>
+        <w:tc>
+          <w:tcPr>
+            <w:tcW w:type="dxa" w:w="2076"/>
+          </w:tcPr>
+          <w:p>
+            <w:r/>
+          </w:p>
+        </w:tc>
+        <w:tc>
+          <w:tcPr>
+            <w:tcW w:type="dxa" w:w="2076"/>
+          </w:tcPr>
+          <w:p>
+            <w:r/>
+          </w:p>
+        </w:tc>
+        <w:tc>
+          <w:tcPr>
+            <w:tcW w:type="dxa" w:w="2076"/>
+          </w:tcPr>
+          <w:p>
+            <w:r/>
+          </w:p>
+        </w:tc>
+      </w:tr>
+    </w:tbl>
     <w:tbl>
       <w:tblPr>
         <w:tblStyle w:val="aa"/>
@@ -1277,22 +1566,8 @@
             <w:tcW w:w="1784" w:type="pct"/>
           </w:tcPr>
           <w:p>
-            <w:pPr>
-              <w:spacing w:before="156"/>
-              <w:jc w:val="center"/>
-              <w:rPr>
-                <w:rFonts w:ascii="Arial Narrow" w:eastAsia="仿宋_GB2312" w:hAnsi="Arial Narrow"/>
-                <w:b/>
-                <w:szCs w:val="21"/>
-              </w:rPr>
-            </w:pPr>
-            <w:r>
-              <w:rPr>
-                <w:rFonts w:ascii="Arial Narrow" w:eastAsia="仿宋_GB2312" w:hAnsi="Arial Narrow" w:cs="宋体" w:hint="eastAsia"/>
-                <w:b/>
-                <w:szCs w:val="21"/>
-              </w:rPr>
-              <w:t>可能存在的常见问题</w:t>
+            <w:r>
+              <w:t>风险/问题</w:t>
             </w:r>
           </w:p>
         </w:tc>
@@ -1301,21 +1576,7 @@
             <w:tcW w:w="1490" w:type="pct"/>
           </w:tcPr>
           <w:p>
-            <w:pPr>
-              <w:spacing w:before="156"/>
-              <w:jc w:val="center"/>
-              <w:rPr>
-                <w:rFonts w:ascii="Arial Narrow" w:eastAsia="仿宋_GB2312" w:hAnsi="Arial Narrow" w:cs="宋体"/>
-                <w:b/>
-                <w:szCs w:val="21"/>
-              </w:rPr>
-            </w:pPr>
-            <w:r>
-              <w:rPr>
-                <w:rFonts w:ascii="Arial Narrow" w:eastAsia="仿宋_GB2312" w:hAnsi="Arial Narrow" w:cs="宋体" w:hint="eastAsia"/>
-                <w:b/>
-                <w:szCs w:val="21"/>
-              </w:rPr>
+            <w:r>
               <w:t>相关账户、交易或披露</w:t>
             </w:r>
           </w:p>
@@ -1325,22 +1586,18 @@
             <w:tcW w:w="1726" w:type="pct"/>
           </w:tcPr>
           <w:p>
-            <w:pPr>
-              <w:spacing w:before="156"/>
-              <w:jc w:val="center"/>
-              <w:rPr>
-                <w:rFonts w:ascii="Arial Narrow" w:eastAsia="仿宋_GB2312" w:hAnsi="Arial Narrow" w:cs="宋体"/>
-                <w:b/>
-                <w:szCs w:val="21"/>
-              </w:rPr>
-            </w:pPr>
-            <w:r>
-              <w:rPr>
-                <w:rFonts w:ascii="Arial Narrow" w:eastAsia="仿宋_GB2312" w:hAnsi="Arial Narrow" w:cs="宋体" w:hint="eastAsia"/>
-                <w:b/>
-                <w:szCs w:val="21"/>
-              </w:rPr>
+            <w:r>
               <w:t>拟采取的总体应对措施</w:t>
+            </w:r>
+          </w:p>
+        </w:tc>
+        <w:tc>
+          <w:tcPr>
+            <w:tcW w:w="1726" w:type="pct"/>
+          </w:tcPr>
+          <w:p>
+            <w:r>
+              <w:t xml:space="preserve">拟执行程序索引</w:t>
             </w:r>
           </w:p>
         </w:tc>
@@ -1405,6 +1662,17 @@
             </w:pPr>
           </w:p>
         </w:tc>
+        <w:tc>
+          <w:tcPr>
+            <w:tcW w:w="1726" w:type="pct"/>
+            <w:vAlign w:val="center"/>
+          </w:tcPr>
+          <w:p>
+            <w:r>
+              <w:t xml:space="preserve"/>
+            </w:r>
+          </w:p>
+        </w:tc>
       </w:tr>
       <w:tr>
         <w:trPr>
@@ -1504,6 +1772,17 @@
             </w:pPr>
           </w:p>
         </w:tc>
+        <w:tc>
+          <w:tcPr>
+            <w:tcW w:w="1726" w:type="pct"/>
+            <w:vAlign w:val="center"/>
+          </w:tcPr>
+          <w:p>
+            <w:r>
+              <w:t xml:space="preserve"/>
+            </w:r>
+          </w:p>
+        </w:tc>
       </w:tr>
       <w:tr>
         <w:trPr>
@@ -1585,6 +1864,17 @@
             </w:pPr>
           </w:p>
         </w:tc>
+        <w:tc>
+          <w:tcPr>
+            <w:tcW w:w="1726" w:type="pct"/>
+            <w:vAlign w:val="center"/>
+          </w:tcPr>
+          <w:p>
+            <w:r>
+              <w:t xml:space="preserve"/>
+            </w:r>
+          </w:p>
+        </w:tc>
       </w:tr>
       <w:tr>
         <w:trPr>
@@ -1648,6 +1938,17 @@
             </w:pPr>
           </w:p>
         </w:tc>
+        <w:tc>
+          <w:tcPr>
+            <w:tcW w:w="1726" w:type="pct"/>
+            <w:vAlign w:val="center"/>
+          </w:tcPr>
+          <w:p>
+            <w:r>
+              <w:t xml:space="preserve"/>
+            </w:r>
+          </w:p>
+        </w:tc>
       </w:tr>
       <w:tr>
         <w:trPr>
@@ -1711,6 +2012,17 @@
             </w:pPr>
           </w:p>
         </w:tc>
+        <w:tc>
+          <w:tcPr>
+            <w:tcW w:w="1726" w:type="pct"/>
+            <w:vAlign w:val="center"/>
+          </w:tcPr>
+          <w:p>
+            <w:r>
+              <w:t xml:space="preserve"/>
+            </w:r>
+          </w:p>
+        </w:tc>
       </w:tr>
       <w:tr>
         <w:trPr>
@@ -1774,6 +2086,17 @@
             </w:pPr>
           </w:p>
         </w:tc>
+        <w:tc>
+          <w:tcPr>
+            <w:tcW w:w="1726" w:type="pct"/>
+            <w:vAlign w:val="center"/>
+          </w:tcPr>
+          <w:p>
+            <w:r>
+              <w:t xml:space="preserve"/>
+            </w:r>
+          </w:p>
+        </w:tc>
       </w:tr>
       <w:tr>
         <w:trPr>
@@ -1837,6 +2160,17 @@
             </w:pPr>
           </w:p>
         </w:tc>
+        <w:tc>
+          <w:tcPr>
+            <w:tcW w:w="1726" w:type="pct"/>
+            <w:vAlign w:val="center"/>
+          </w:tcPr>
+          <w:p>
+            <w:r>
+              <w:t xml:space="preserve"/>
+            </w:r>
+          </w:p>
+        </w:tc>
       </w:tr>
       <w:tr>
         <w:trPr>
@@ -1900,6 +2234,17 @@
             </w:pPr>
           </w:p>
         </w:tc>
+        <w:tc>
+          <w:tcPr>
+            <w:tcW w:w="1726" w:type="pct"/>
+            <w:vAlign w:val="center"/>
+          </w:tcPr>
+          <w:p>
+            <w:r>
+              <w:t xml:space="preserve"/>
+            </w:r>
+          </w:p>
+        </w:tc>
       </w:tr>
       <w:tr>
         <w:trPr>
@@ -1963,6 +2308,17 @@
             </w:pPr>
           </w:p>
         </w:tc>
+        <w:tc>
+          <w:tcPr>
+            <w:tcW w:w="1726" w:type="pct"/>
+            <w:vAlign w:val="center"/>
+          </w:tcPr>
+          <w:p>
+            <w:r>
+              <w:t xml:space="preserve"/>
+            </w:r>
+          </w:p>
+        </w:tc>
       </w:tr>
       <w:tr>
         <w:trPr>
@@ -2046,6 +2402,17 @@
             </w:pPr>
           </w:p>
         </w:tc>
+        <w:tc>
+          <w:tcPr>
+            <w:tcW w:w="1726" w:type="pct"/>
+            <w:vAlign w:val="center"/>
+          </w:tcPr>
+          <w:p>
+            <w:r>
+              <w:t xml:space="preserve"/>
+            </w:r>
+          </w:p>
+        </w:tc>
       </w:tr>
       <w:tr>
         <w:trPr>
@@ -2107,6 +2474,17 @@
                 <w:szCs w:val="21"/>
               </w:rPr>
             </w:pPr>
+          </w:p>
+        </w:tc>
+        <w:tc>
+          <w:tcPr>
+            <w:tcW w:w="1726" w:type="pct"/>
+            <w:vAlign w:val="center"/>
+          </w:tcPr>
+          <w:p>
+            <w:r>
+              <w:t xml:space="preserve"/>
+            </w:r>
           </w:p>
         </w:tc>
       </w:tr>
